--- a/docs/submission/技术文档_设计报告_12255_VeyraLux微睿霖光.docx
+++ b/docs/submission/技术文档_设计报告_12255_VeyraLux微睿霖光.docx
@@ -125,12 +125,7 @@
         <w:jc w:val="both"/>
       </w:pPr>
       <w:r>
-        <w:rPr>
-          <w:rFonts w:ascii="Times New Roman" w:hAnsi="Times New Roman" w:eastAsia="宋体"/>
-          <w:b w:val="0"/>
-          <w:sz w:val="24"/>
-        </w:rPr>
-        <w:t>经过板端部署和公网联调，系统已完成 PC Web 主入口、Live2D 角色展示、板端视觉服务、语音识别、语音合成、记忆存储、Cloudflare 公网链路和一键启动脚本。实测 YOLO 热推理平均约 27.98 ms，统一视觉接口在板端通常约 176-327 ms 返回结构化结果，SenseVoice 在局域网实测语音识别约 355 ms，Matcha-TTS 公网热路径约 1.0-1.4 s。作品的重点不在于外接复杂机械结构，而在于把 RK3588 开发板组织成可长期运行的低时延边缘智能服务器，并通过拟人化 Live2D 交互完成可感知、可表达、可扩展的陪伴机器人原型。</w:t>
+        <w:t>经过板端部署和公网联调，系统已完成 PC Web 主入口、Live2D 角色展示、板端视觉服务、语音识别、语音合成、记忆存储、Cloudflare 公网链路和一键启动脚本。实测 YOLO 热推理平均约 27.98 ms，统一视觉接口在板端通常约 176-327 ms 返回结构化结果，SenseVoice 在局域网实测语音识别约 355 ms，Matcha-TTS 公网热路径约 1.0-1.4 s；最新版本将语义视觉刷新周期调整为约 5 s，并在聊天请求前短暂等待最近语义上下文；摄像头预览仍按浏览器原生视频流请求 60 FPS，避免后台语义分析影响画面流畅度。作品的重点不在于外接复杂机械结构，而在于把 RK3588 开发板组织成可长期运行的低时延边缘智能服务器，并通过拟人化 Live2D 交互完成可感知、可表达、可扩展的陪伴机器人原型。</w:t>
       </w:r>
     </w:p>
     <w:p>
@@ -471,28 +466,7 @@
         <w:jc w:val="both"/>
       </w:pPr>
       <w:r>
-        <w:rPr>
-          <w:rFonts w:ascii="Times New Roman" w:hAnsi="Times New Roman" w:eastAsia="宋体"/>
-          <w:b w:val="0"/>
-          <w:sz w:val="24"/>
-        </w:rPr>
-        <w:t xml:space="preserve">4. </w:t>
-      </w:r>
-      <w:r>
-        <w:rPr>
-          <w:rFonts w:ascii="Times New Roman" w:hAnsi="Times New Roman" w:eastAsia="宋体"/>
-          <w:b/>
-          <w:sz w:val="24"/>
-        </w:rPr>
-        <w:t>低等待感交互策略。</w:t>
-      </w:r>
-      <w:r>
-        <w:rPr>
-          <w:rFonts w:ascii="Times New Roman" w:hAnsi="Times New Roman" w:eastAsia="宋体"/>
-          <w:b w:val="0"/>
-          <w:sz w:val="24"/>
-        </w:rPr>
-        <w:t xml:space="preserve"> 实时检测与生成式语义拆分：结构化视觉快速返回，Qwen3-VL 作为异步关键帧描述器；语音侧采用短句尾判断、TTS 热路径和播放抢占，降低用户等待感。</w:t>
+        <w:t>4. 低等待感交互策略。 实时检测与生成式语义拆分：结构化视觉快速返回，Qwen3-VL 以约 5 s 周期刷新关键帧语义；聊天请求会短暂等待最近有效语义并带入上下文，视觉追问直接走板端事实整理，语音侧采用短句尾判断、TTS 热路径和播放抢占，降低用户等待感。</w:t>
       </w:r>
     </w:p>
     <w:p>
@@ -544,6 +518,7 @@
       <w:tblPr>
         <w:tblW w:type="auto" w:w="0"/>
         <w:tblLook w:firstColumn="1" w:firstRow="1" w:lastColumn="0" w:lastRow="0" w:noHBand="0" w:noVBand="1" w:val="04A0"/>
+        <w:jc w:val="center"/>
         <w:tblBorders>
           <w:top w:val="single" w:sz="4" w:color="000000"/>
           <w:left w:val="single" w:sz="4" w:color="000000"/>
@@ -1058,6 +1033,111 @@
                 <w:sz w:val="21"/>
               </w:rPr>
               <w:t>连续联调期间观测值</w:t>
+            </w:r>
+          </w:p>
+        </w:tc>
+      </w:tr>
+      <w:tr>
+        <w:tc>
+          <w:tcPr>
+            <w:tcW w:type="dxa" w:w="2769"/>
+            <w:vAlign w:val="center"/>
+          </w:tcPr>
+          <w:p>
+            <w:r>
+              <w:t>视觉语义刷新</w:t>
+            </w:r>
+          </w:p>
+        </w:tc>
+        <w:tc>
+          <w:tcPr>
+            <w:tcW w:type="dxa" w:w="2769"/>
+            <w:vAlign w:val="center"/>
+          </w:tcPr>
+          <w:p>
+            <w:r>
+              <w:t>约 5 s</w:t>
+            </w:r>
+          </w:p>
+        </w:tc>
+        <w:tc>
+          <w:tcPr>
+            <w:tcW w:type="dxa" w:w="2769"/>
+            <w:vAlign w:val="center"/>
+          </w:tcPr>
+          <w:p>
+            <w:r>
+              <w:t>前端聊天请求前最多等待约 1.2 s 取得最近语义上下文</w:t>
+            </w:r>
+          </w:p>
+        </w:tc>
+      </w:tr>
+      <w:tr>
+        <w:tc>
+          <w:tcPr>
+            <w:tcW w:type="dxa" w:w="2769"/>
+            <w:vAlign w:val="center"/>
+          </w:tcPr>
+          <w:p>
+            <w:r>
+              <w:t>视觉追问直答</w:t>
+            </w:r>
+          </w:p>
+        </w:tc>
+        <w:tc>
+          <w:tcPr>
+            <w:tcW w:type="dxa" w:w="2769"/>
+            <w:vAlign w:val="center"/>
+          </w:tcPr>
+          <w:p>
+            <w:r>
+              <w:t>约 1.5-2.8 s</w:t>
+            </w:r>
+          </w:p>
+        </w:tc>
+        <w:tc>
+          <w:tcPr>
+            <w:tcW w:type="dxa" w:w="2769"/>
+            <w:vAlign w:val="center"/>
+          </w:tcPr>
+          <w:p>
+            <w:r>
+              <w:t>不经 DeepSeek，直接使用板端语义事实整理</w:t>
+            </w:r>
+          </w:p>
+        </w:tc>
+      </w:tr>
+      <w:tr>
+        <w:tc>
+          <w:tcPr>
+            <w:tcW w:type="dxa" w:w="2769"/>
+            <w:vAlign w:val="center"/>
+          </w:tcPr>
+          <w:p>
+            <w:r>
+              <w:t>摄像头预览</w:t>
+            </w:r>
+          </w:p>
+        </w:tc>
+        <w:tc>
+          <w:tcPr>
+            <w:tcW w:type="dxa" w:w="2769"/>
+            <w:vAlign w:val="center"/>
+          </w:tcPr>
+          <w:p>
+            <w:r>
+              <w:t>最高 60 FPS</w:t>
+            </w:r>
+          </w:p>
+        </w:tc>
+        <w:tc>
+          <w:tcPr>
+            <w:tcW w:type="dxa" w:w="2769"/>
+            <w:vAlign w:val="center"/>
+          </w:tcPr>
+          <w:p>
+            <w:r>
+              <w:t>浏览器 getUserMedia 请求 60 FPS；后台语义分析约 5 s 上传一次</w:t>
             </w:r>
           </w:p>
         </w:tc>
@@ -1474,6 +1554,53 @@
     </w:p>
     <w:p>
       <w:pPr>
+        <w:jc w:val="center"/>
+      </w:pPr>
+      <w:r>
+        <w:drawing>
+          <wp:inline xmlns:a="http://schemas.openxmlformats.org/drawingml/2006/main" xmlns:pic="http://schemas.openxmlformats.org/drawingml/2006/picture">
+            <wp:extent cx="5120640" cy="6827520"/>
+            <wp:docPr id="6" name="Picture 6"/>
+            <wp:cNvGraphicFramePr>
+              <a:graphicFrameLocks noChangeAspect="1"/>
+            </wp:cNvGraphicFramePr>
+            <a:graphic>
+              <a:graphicData uri="http://schemas.openxmlformats.org/drawingml/2006/picture">
+                <pic:pic>
+                  <pic:nvPicPr>
+                    <pic:cNvPr id="0" name="开发板.jpg"/>
+                    <pic:cNvPicPr/>
+                  </pic:nvPicPr>
+                  <pic:blipFill>
+                    <a:blip r:embed="rId24"/>
+                    <a:stretch>
+                      <a:fillRect/>
+                    </a:stretch>
+                  </pic:blipFill>
+                  <pic:spPr>
+                    <a:xfrm>
+                      <a:off x="0" y="0"/>
+                      <a:ext cx="5120640" cy="6827520"/>
+                    </a:xfrm>
+                    <a:prstGeom prst="rect"/>
+                  </pic:spPr>
+                </pic:pic>
+              </a:graphicData>
+            </a:graphic>
+          </wp:inline>
+        </w:drawing>
+      </w:r>
+    </w:p>
+    <w:p>
+      <w:pPr>
+        <w:jc w:val="center"/>
+      </w:pPr>
+      <w:r>
+        <w:t>图2-2 ELF 2 开发板实物连接状态。当前硬件以裸板形式上电运行，开发板承担视觉、语音、控制网关和公网 Tunnel 服务，PC 端仅作为浏览器交互与调试终端。</w:t>
+      </w:r>
+    </w:p>
+    <w:p>
+      <w:pPr>
         <w:spacing w:line="360" w:lineRule="auto" w:before="0" w:after="0"/>
         <w:jc w:val="both"/>
       </w:pPr>
@@ -1745,12 +1872,7 @@
         <w:jc w:val="center"/>
       </w:pPr>
       <w:r>
-        <w:rPr>
-          <w:rFonts w:ascii="Times New Roman" w:hAnsi="Times New Roman" w:eastAsia="宋体"/>
-          <w:b w:val="0"/>
-          <w:sz w:val="21"/>
-        </w:rPr>
-        <w:t>图2-2 软件模块数据流与实时/异步分层。</w:t>
+        <w:t>图2-3 软件模块数据流与实时/异步分层。</w:t>
       </w:r>
     </w:p>
     <w:p>
@@ -1889,20 +2011,29 @@
         <w:jc w:val="both"/>
       </w:pPr>
       <w:r>
+        <w:t>视觉感知模块。 视觉模块接收前端压缩后的 JPEG 帧，先执行图像尺寸、格式和排队校验，再调用 RKNN YOLO、Pose、人脸检测、身份匹配和情绪识别。输出字段包括检测目标、关注人脸、身份名称、情绪、姿态、人数、主动说话人状态和背景摘要。Qwen3-VL 以后台关键帧方式补充场景语义[7]，默认约 5 s 刷新一次；前端在任意聊天请求前都会携带最近有效语义，视觉追问则直接使用板端语义事实整理，不把“person”“画面中有1人”等检测标签朗读给用户。</w:t>
+      </w:r>
+    </w:p>
+    <w:p>
+      <w:pPr>
+        <w:spacing w:line="360" w:lineRule="auto" w:before="0" w:after="0"/>
+        <w:jc w:val="both"/>
+      </w:pPr>
+      <w:r>
         <w:rPr>
           <w:rFonts w:ascii="Times New Roman" w:hAnsi="Times New Roman" w:eastAsia="宋体"/>
           <w:b/>
           <w:sz w:val="24"/>
         </w:rPr>
-        <w:t>视觉感知模块。</w:t>
-      </w:r>
-      <w:r>
-        <w:rPr>
-          <w:rFonts w:ascii="Times New Roman" w:hAnsi="Times New Roman" w:eastAsia="宋体"/>
-          <w:b w:val="0"/>
-          <w:sz w:val="24"/>
-        </w:rPr>
-        <w:t xml:space="preserve"> 视觉模块接收前端压缩后的 JPEG 帧，先执行图像尺寸、格式和排队校验，再调用 RKNN YOLO、Pose、人脸检测、身份匹配和情绪识别。输出字段包括检测目标、关注人脸、身份名称、情绪、姿态、人数、主动说话人状态和背景摘要。Qwen3-VL 以后台关键帧方式补充场景语义</w:t>
+        <w:t>语音交互模块。</w:t>
+      </w:r>
+      <w:r>
+        <w:rPr>
+          <w:rFonts w:ascii="Times New Roman" w:hAnsi="Times New Roman" w:eastAsia="宋体"/>
+          <w:b w:val="0"/>
+          <w:sz w:val="24"/>
+        </w:rPr>
+        <w:t xml:space="preserve"> ASR 模块接收 16 kHz PCM 音频，结合 VAD 判断有效语音片段，再由 SenseVoice/sherpa-onnx 生态输出文本</w:t>
       </w:r>
       <w:r>
         <w:rPr>
@@ -1911,45 +2042,6 @@
           <w:sz w:val="22"/>
           <w:vertAlign w:val="superscript"/>
         </w:rPr>
-        <w:t>[7]</w:t>
-      </w:r>
-      <w:r>
-        <w:rPr>
-          <w:rFonts w:ascii="Times New Roman" w:hAnsi="Times New Roman" w:eastAsia="宋体"/>
-          <w:b w:val="0"/>
-          <w:sz w:val="24"/>
-        </w:rPr>
-        <w:t>，只有通过时间戳和冲突门控的语义才进入对话上下文。</w:t>
-      </w:r>
-    </w:p>
-    <w:p>
-      <w:pPr>
-        <w:spacing w:line="360" w:lineRule="auto" w:before="0" w:after="0"/>
-        <w:jc w:val="both"/>
-      </w:pPr>
-      <w:r>
-        <w:rPr>
-          <w:rFonts w:ascii="Times New Roman" w:hAnsi="Times New Roman" w:eastAsia="宋体"/>
-          <w:b/>
-          <w:sz w:val="24"/>
-        </w:rPr>
-        <w:t>语音交互模块。</w:t>
-      </w:r>
-      <w:r>
-        <w:rPr>
-          <w:rFonts w:ascii="Times New Roman" w:hAnsi="Times New Roman" w:eastAsia="宋体"/>
-          <w:b w:val="0"/>
-          <w:sz w:val="24"/>
-        </w:rPr>
-        <w:t xml:space="preserve"> ASR 模块接收 16 kHz PCM 音频，结合 VAD 判断有效语音片段，再由 SenseVoice/sherpa-onnx 生态输出文本</w:t>
-      </w:r>
-      <w:r>
-        <w:rPr>
-          <w:rFonts w:ascii="Times New Roman" w:hAnsi="Times New Roman" w:eastAsia="宋体"/>
-          <w:b w:val="0"/>
-          <w:sz w:val="22"/>
-          <w:vertAlign w:val="superscript"/>
-        </w:rPr>
         <w:t>[6]</w:t>
       </w:r>
       <w:r>
@@ -1967,59 +2059,16 @@
         <w:jc w:val="both"/>
       </w:pPr>
       <w:r>
-        <w:rPr>
-          <w:rFonts w:ascii="Times New Roman" w:hAnsi="Times New Roman" w:eastAsia="宋体"/>
-          <w:b/>
-          <w:sz w:val="24"/>
-        </w:rPr>
-        <w:t>对话与记忆模块。</w:t>
-      </w:r>
-      <w:r>
-        <w:rPr>
-          <w:rFonts w:ascii="Times New Roman" w:hAnsi="Times New Roman" w:eastAsia="宋体"/>
-          <w:b w:val="0"/>
-          <w:sz w:val="24"/>
-        </w:rPr>
-        <w:t xml:space="preserve"> 对话模块将用户文本、视觉摘要、语音状态、近期上下文和 SQLite 长期记忆合并为结构化提示，再调用 DeepSeek Flash 生成回复和控制计划。模块会限制上下文长度，优先使用最新可信视觉结果，避免过期画面被当作当前事实。</w:t>
-      </w:r>
-    </w:p>
-    <w:p>
-      <w:pPr>
-        <w:spacing w:line="360" w:lineRule="auto" w:before="0" w:after="0"/>
-        <w:jc w:val="both"/>
-      </w:pPr>
-      <w:r>
-        <w:rPr>
-          <w:rFonts w:ascii="Times New Roman" w:hAnsi="Times New Roman" w:eastAsia="宋体"/>
-          <w:b/>
-          <w:sz w:val="24"/>
-        </w:rPr>
-        <w:t>前端与角色模块。</w:t>
-      </w:r>
-      <w:r>
-        <w:rPr>
-          <w:rFonts w:ascii="Times New Roman" w:hAnsi="Times New Roman" w:eastAsia="宋体"/>
-          <w:b w:val="0"/>
-          <w:sz w:val="24"/>
-        </w:rPr>
-        <w:t xml:space="preserve"> PC Web 前端基于 Vite 和 Live2D Cubism/Pixi 展示角色</w:t>
-      </w:r>
-      <w:r>
-        <w:rPr>
-          <w:rFonts w:ascii="Times New Roman" w:hAnsi="Times New Roman" w:eastAsia="宋体"/>
-          <w:b w:val="0"/>
-          <w:sz w:val="22"/>
-          <w:vertAlign w:val="superscript"/>
-        </w:rPr>
-        <w:t>[4]</w:t>
-      </w:r>
-      <w:r>
-        <w:rPr>
-          <w:rFonts w:ascii="Times New Roman" w:hAnsi="Times New Roman" w:eastAsia="宋体"/>
-          <w:b w:val="0"/>
-          <w:sz w:val="24"/>
-        </w:rPr>
-        <w:t>。前端负责输入框、发送按钮、语速滑杆、动作盘、运行后台、视觉感知面板、日志面板和模型加载恢复。角色渲染采用 requestAnimationFrame，最高 60 FPS，并根据实际帧率调整渲染分辨率。当前提交材料主要宣传 PC 端，因为 PC 端控制台信息更完整、布局更稳定，也更适合评审观看。</w:t>
+        <w:t>对话与记忆模块。 对话模块将用户文本、视觉语义、语音状态、近期上下文和 SQLite 长期记忆合并为结构化提示，再调用 DeepSeek Flash 生成回复和控制计划。模块会限制上下文长度，优先使用最新可信视觉结果；对“看到什么”“具体一点”等视觉追问，系统不调用 LLM，而是直接返回经过润色的板端事实，兼顾实时性和准确性。</w:t>
+      </w:r>
+    </w:p>
+    <w:p>
+      <w:pPr>
+        <w:spacing w:line="360" w:lineRule="auto" w:before="0" w:after="0"/>
+        <w:jc w:val="both"/>
+      </w:pPr>
+      <w:r>
+        <w:t>前端与角色模块。 PC Web 前端基于 Vite 和 Live2D Cubism/Pixi 展示角色[4]。前端负责输入框、发送按钮、语速滑杆、动作盘、运行后台、视觉感知面板、日志面板和模型加载恢复。角色渲染采用 requestAnimationFrame，最高 60 FPS，并根据实际帧率调整渲染分辨率；摄像头预览通过 getUserMedia 请求 60 FPS；后台语义分析采用背压调度，约 5 s 上传一次分析帧，减少 JPEG 编码和网络请求对预览流畅度的影响。当前提交材料主要宣传 PC 端，因为 PC 端控制台信息更完整、布局更稳定，也更适合评审观看。</w:t>
       </w:r>
     </w:p>
     <w:p>
@@ -2912,12 +2961,7 @@
         <w:jc w:val="both"/>
       </w:pPr>
       <w:r>
-        <w:rPr>
-          <w:rFonts w:ascii="Times New Roman" w:hAnsi="Times New Roman" w:eastAsia="宋体"/>
-          <w:b w:val="0"/>
-          <w:sz w:val="24"/>
-        </w:rPr>
-        <w:t>实测性能表明，本系统能够在 8 GiB 共享内存的 RK3588 开发板上同时承载结构化视觉、ASR、TTS、记忆、网关和公网 Tunnel。Qwen3-VL 与 VoxCPM 均属于重模型，系统通过常驻/按需策略避免二者长期叠加占用内存；默认交互链路优先使用结构化视觉、SenseVoice 和 Matcha-TTS，保证 PC 端对话体验尽量减少等待感。</w:t>
+        <w:t>实测性能表明，本系统能够在 8 GiB 共享内存的 RK3588 开发板上同时承载结构化视觉、ASR、TTS、记忆、网关和公网 Tunnel。Qwen3-VL 与 VoxCPM 均属于重模型，系统通过常驻/按需策略避免二者长期叠加占用内存；默认交互链路优先使用结构化视觉、5 s 级语义缓存、SenseVoice 和 Matcha-TTS，并保持浏览器摄像头预览最高 60 FPS、后台分析约 5 s 上传一次，从而在准确语义上下文和摄像头预览流畅度之间取得平衡。</w:t>
       </w:r>
     </w:p>
     <w:p>
